--- a/thesis/ASPNET-DK25TTC2-LEQUANGDANG-QuanLyKhachSan.docx
+++ b/thesis/ASPNET-DK25TTC2-LEQUANGDANG-QuanLyKhachSan.docx
@@ -369,13 +369,9 @@
               </wp:anchor>
             </w:drawing>
           </mc:Choice>
-          <mc:Fallback xmlns:cx1="http://schemas.microsoft.com/office/drawing/2015/9/8/chartex" xmlns:cx2="http://schemas.microsoft.com/office/drawing/2015/10/21/chartex" xmlns:cx3="http://schemas.microsoft.com/office/drawing/2016/5/9/chartex" xmlns:cx4="http://schemas.microsoft.com/office/drawing/2016/5/10/chartex" xmlns:cx5="http://schemas.microsoft.com/office/drawing/2016/5/11/chartex" xmlns:cx6="http://schemas.microsoft.com/office/drawing/2016/5/12/chartex" xmlns:cx7="http://schemas.microsoft.com/office/drawing/2016/5/13/chartex" xmlns:cx8="http://schemas.microsoft.com/office/drawing/2016/5/14/chartex" xmlns:wpsCustomData="http://www.wps.cn/officeDocument/2013/wpsCustomData">
+          <mc:Fallback>
             <w:pict>
-              <v:rect id="_x0000_s1026" o:spid="_x0000_s1026" o:spt="1" style="position:absolute;left:0pt;margin-left:-27pt;margin-top:17.6pt;height:86.4pt;width:312.4pt;mso-position-horizontal-relative:margin;z-index:251659264;v-text-anchor:middle;mso-width-relative:page;mso-height-relative:page;" filled="f" stroked="f" coordsize="21600,21600" o:gfxdata="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">
-                <v:fill on="f" focussize="0,0"/>
-                <v:stroke on="f" weight="1pt" miterlimit="8" joinstyle="miter"/>
-                <v:imagedata o:title=""/>
-                <o:lock v:ext="edit" aspectratio="f"/>
+              <v:rect id="Rectangle 34" o:spid="_x0000_s1026" style="position:absolute;left:0;text-align:left;margin-left:-27pt;margin-top:17.6pt;width:312.4pt;height:86.4pt;z-index:251659264;visibility:visible;mso-wrap-style:square;mso-wrap-distance-left:9pt;mso-wrap-distance-top:0;mso-wrap-distance-right:9pt;mso-wrap-distance-bottom:0;mso-position-horizontal:absolute;mso-position-horizontal-relative:margin;mso-position-vertical:absolute;mso-position-vertical-relative:text;v-text-anchor:middle" o:gfxdata="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" filled="f" stroked="f" strokeweight="1pt">
                 <v:textbox>
                   <w:txbxContent>
                     <w:p>
@@ -390,14 +386,6 @@
                           <w:color w:val="262626" w:themeColor="text1" w:themeTint="D9"/>
                           <w:sz w:val="26"/>
                           <w:szCs w:val="26"/>
-                          <w14:textFill>
-                            <w14:solidFill>
-                              <w14:schemeClr w14:val="tx1">
-                                <w14:lumMod w14:val="85000"/>
-                                <w14:lumOff w14:val="15000"/>
-                              </w14:schemeClr>
-                            </w14:solidFill>
-                          </w14:textFill>
                         </w:rPr>
                       </w:pPr>
                       <w:r>
@@ -406,16 +394,18 @@
                           <w:color w:val="262626" w:themeColor="text1" w:themeTint="D9"/>
                           <w:sz w:val="26"/>
                           <w:szCs w:val="26"/>
-                          <w14:textFill>
-                            <w14:solidFill>
-                              <w14:schemeClr w14:val="tx1">
-                                <w14:lumMod w14:val="85000"/>
-                                <w14:lumOff w14:val="15000"/>
-                              </w14:schemeClr>
-                            </w14:solidFill>
-                          </w14:textFill>
                         </w:rPr>
-                        <w:t xml:space="preserve">Giáo viên hướng dẫn </w:t>
+                        <w:t xml:space="preserve">Giáo viên hướng </w:t>
+                      </w:r>
+                      <w:proofErr w:type="gramStart"/>
+                      <w:r>
+                        <w:rPr>
+                          <w:rFonts w:ascii="Times New Roman" w:hAnsi="Times New Roman" w:cs="Times New Roman"/>
+                          <w:color w:val="262626" w:themeColor="text1" w:themeTint="D9"/>
+                          <w:sz w:val="26"/>
+                          <w:szCs w:val="26"/>
+                        </w:rPr>
+                        <w:t xml:space="preserve">dẫn </w:t>
                       </w:r>
                       <w:r>
                         <w:rPr>
@@ -424,17 +414,10 @@
                           <w:color w:val="262626" w:themeColor="text1" w:themeTint="D9"/>
                           <w:sz w:val="26"/>
                           <w:szCs w:val="26"/>
-                          <w14:textFill>
-                            <w14:solidFill>
-                              <w14:schemeClr w14:val="tx1">
-                                <w14:lumMod w14:val="85000"/>
-                                <w14:lumOff w14:val="15000"/>
-                              </w14:schemeClr>
-                            </w14:solidFill>
-                          </w14:textFill>
                         </w:rPr>
                         <w:t>:</w:t>
                       </w:r>
+                      <w:proofErr w:type="gramEnd"/>
                       <w:r>
                         <w:rPr>
                           <w:rFonts w:ascii="Times New Roman" w:hAnsi="Times New Roman" w:cs="Times New Roman"/>
@@ -442,14 +425,6 @@
                           <w:color w:val="262626" w:themeColor="text1" w:themeTint="D9"/>
                           <w:sz w:val="26"/>
                           <w:szCs w:val="26"/>
-                          <w14:textFill>
-                            <w14:solidFill>
-                              <w14:schemeClr w14:val="tx1">
-                                <w14:lumMod w14:val="85000"/>
-                                <w14:lumOff w14:val="15000"/>
-                              </w14:schemeClr>
-                            </w14:solidFill>
-                          </w14:textFill>
                         </w:rPr>
                         <w:t xml:space="preserve"> </w:t>
                       </w:r>
@@ -466,14 +441,6 @@
                           <w:color w:val="262626" w:themeColor="text1" w:themeTint="D9"/>
                           <w:sz w:val="28"/>
                           <w:szCs w:val="28"/>
-                          <w14:textFill>
-                            <w14:solidFill>
-                              <w14:schemeClr w14:val="tx1">
-                                <w14:lumMod w14:val="85000"/>
-                                <w14:lumOff w14:val="15000"/>
-                              </w14:schemeClr>
-                            </w14:solidFill>
-                          </w14:textFill>
                         </w:rPr>
                       </w:pPr>
                       <w:r>
@@ -483,14 +450,6 @@
                           <w:color w:val="262626" w:themeColor="text1" w:themeTint="D9"/>
                           <w:sz w:val="26"/>
                           <w:szCs w:val="26"/>
-                          <w14:textFill>
-                            <w14:solidFill>
-                              <w14:schemeClr w14:val="tx1">
-                                <w14:lumMod w14:val="85000"/>
-                                <w14:lumOff w14:val="15000"/>
-                              </w14:schemeClr>
-                            </w14:solidFill>
-                          </w14:textFill>
                         </w:rPr>
                         <w:t xml:space="preserve">TS. </w:t>
                       </w:r>
@@ -501,16 +460,8 @@
                           <w:color w:val="262626" w:themeColor="text1" w:themeTint="D9"/>
                           <w:sz w:val="28"/>
                           <w:szCs w:val="28"/>
-                          <w14:textFill>
-                            <w14:solidFill>
-                              <w14:schemeClr w14:val="tx1">
-                                <w14:lumMod w14:val="85000"/>
-                                <w14:lumOff w14:val="15000"/>
-                              </w14:schemeClr>
-                            </w14:solidFill>
-                          </w14:textFill>
                         </w:rPr>
-                        <w:t>Nguyễn Nh</w:t>
+                        <w:t>Nguyễn Nhứt Lam</w:t>
                       </w:r>
                       <w:r>
                         <w:rPr>
@@ -519,88 +470,6 @@
                           <w:color w:val="262626" w:themeColor="text1" w:themeTint="D9"/>
                           <w:sz w:val="28"/>
                           <w:szCs w:val="28"/>
-                          <w:lang w:val="en-US"/>
-                          <w14:textFill>
-                            <w14:solidFill>
-                              <w14:schemeClr w14:val="tx1">
-                                <w14:lumMod w14:val="85000"/>
-                                <w14:lumOff w14:val="15000"/>
-                              </w14:schemeClr>
-                            </w14:solidFill>
-                          </w14:textFill>
-                        </w:rPr>
-                        <w:t>ứ</w:t>
-                      </w:r>
-                      <w:r>
-                        <w:rPr>
-                          <w:rFonts w:ascii="Times New Roman" w:hAnsi="Times New Roman" w:cs="Times New Roman"/>
-                          <w:b/>
-                          <w:color w:val="262626" w:themeColor="text1" w:themeTint="D9"/>
-                          <w:sz w:val="28"/>
-                          <w:szCs w:val="28"/>
-                          <w14:textFill>
-                            <w14:solidFill>
-                              <w14:schemeClr w14:val="tx1">
-                                <w14:lumMod w14:val="85000"/>
-                                <w14:lumOff w14:val="15000"/>
-                              </w14:schemeClr>
-                            </w14:solidFill>
-                          </w14:textFill>
-                        </w:rPr>
-                        <w:t>t L</w:t>
-                      </w:r>
-                      <w:r>
-                        <w:rPr>
-                          <w:rFonts w:hint="default" w:ascii="Times New Roman" w:hAnsi="Times New Roman" w:cs="Times New Roman"/>
-                          <w:b/>
-                          <w:color w:val="262626" w:themeColor="text1" w:themeTint="D9"/>
-                          <w:sz w:val="28"/>
-                          <w:szCs w:val="28"/>
-                          <w:lang w:val="en-US"/>
-                          <w14:textFill>
-                            <w14:solidFill>
-                              <w14:schemeClr w14:val="tx1">
-                                <w14:lumMod w14:val="85000"/>
-                                <w14:lumOff w14:val="15000"/>
-                              </w14:schemeClr>
-                            </w14:solidFill>
-                          </w14:textFill>
-                        </w:rPr>
-                        <w:t>a</w:t>
-                      </w:r>
-                      <w:r>
-                        <w:rPr>
-                          <w:rFonts w:ascii="Times New Roman" w:hAnsi="Times New Roman" w:cs="Times New Roman"/>
-                          <w:b/>
-                          <w:color w:val="262626" w:themeColor="text1" w:themeTint="D9"/>
-                          <w:sz w:val="28"/>
-                          <w:szCs w:val="28"/>
-                          <w14:textFill>
-                            <w14:solidFill>
-                              <w14:schemeClr w14:val="tx1">
-                                <w14:lumMod w14:val="85000"/>
-                                <w14:lumOff w14:val="15000"/>
-                              </w14:schemeClr>
-                            </w14:solidFill>
-                          </w14:textFill>
-                        </w:rPr>
-                        <w:t>m</w:t>
-                      </w:r>
-                      <w:r>
-                        <w:rPr>
-                          <w:rFonts w:ascii="Times New Roman" w:hAnsi="Times New Roman" w:cs="Times New Roman"/>
-                          <w:b/>
-                          <w:color w:val="262626" w:themeColor="text1" w:themeTint="D9"/>
-                          <w:sz w:val="28"/>
-                          <w:szCs w:val="28"/>
-                          <w14:textFill>
-                            <w14:solidFill>
-                              <w14:schemeClr w14:val="tx1">
-                                <w14:lumMod w14:val="85000"/>
-                                <w14:lumOff w14:val="15000"/>
-                              </w14:schemeClr>
-                            </w14:solidFill>
-                          </w14:textFill>
                         </w:rPr>
                         <w:tab/>
                       </w:r>
@@ -617,19 +486,12 @@
                           <w:color w:val="262626" w:themeColor="text1" w:themeTint="D9"/>
                           <w:sz w:val="28"/>
                           <w:szCs w:val="28"/>
-                          <w14:textFill>
-                            <w14:solidFill>
-                              <w14:schemeClr w14:val="tx1">
-                                <w14:lumMod w14:val="85000"/>
-                                <w14:lumOff w14:val="15000"/>
-                              </w14:schemeClr>
-                            </w14:solidFill>
-                          </w14:textFill>
                         </w:rPr>
                       </w:pPr>
                     </w:p>
                   </w:txbxContent>
                 </v:textbox>
+                <w10:wrap anchorx="margin"/>
               </v:rect>
             </w:pict>
           </mc:Fallback>
@@ -799,13 +661,9 @@
               </wp:anchor>
             </w:drawing>
           </mc:Choice>
-          <mc:Fallback xmlns:cx1="http://schemas.microsoft.com/office/drawing/2015/9/8/chartex" xmlns:cx2="http://schemas.microsoft.com/office/drawing/2015/10/21/chartex" xmlns:cx3="http://schemas.microsoft.com/office/drawing/2016/5/9/chartex" xmlns:cx4="http://schemas.microsoft.com/office/drawing/2016/5/10/chartex" xmlns:cx5="http://schemas.microsoft.com/office/drawing/2016/5/11/chartex" xmlns:cx6="http://schemas.microsoft.com/office/drawing/2016/5/12/chartex" xmlns:cx7="http://schemas.microsoft.com/office/drawing/2016/5/13/chartex" xmlns:cx8="http://schemas.microsoft.com/office/drawing/2016/5/14/chartex" xmlns:wpsCustomData="http://www.wps.cn/officeDocument/2013/wpsCustomData">
+          <mc:Fallback>
             <w:pict>
-              <v:rect id="_x0000_s1026" o:spid="_x0000_s1026" o:spt="1" style="position:absolute;left:0pt;margin-left:284.7pt;margin-top:26.25pt;height:100.8pt;width:312.4pt;mso-position-horizontal-relative:margin;z-index:251662336;v-text-anchor:middle;mso-width-relative:page;mso-height-relative:page;" filled="f" stroked="f" coordsize="21600,21600" o:gfxdata="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">
-                <v:fill on="f" focussize="0,0"/>
-                <v:stroke on="f" weight="1pt" miterlimit="8" joinstyle="miter"/>
-                <v:imagedata o:title=""/>
-                <o:lock v:ext="edit" aspectratio="f"/>
+              <v:rect id="Rectangle 8" o:spid="_x0000_s1027" style="position:absolute;left:0;text-align:left;margin-left:284.7pt;margin-top:26.25pt;width:312.4pt;height:100.8pt;z-index:251662336;visibility:visible;mso-wrap-style:square;mso-wrap-distance-left:9pt;mso-wrap-distance-top:0;mso-wrap-distance-right:9pt;mso-wrap-distance-bottom:0;mso-position-horizontal:absolute;mso-position-horizontal-relative:margin;mso-position-vertical:absolute;mso-position-vertical-relative:text;v-text-anchor:middle" o:gfxdata="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" filled="f" stroked="f" strokeweight="1pt">
                 <v:textbox>
                   <w:txbxContent>
                     <w:p>
@@ -817,11 +675,6 @@
                           <w:color w:val="000000" w:themeColor="text1"/>
                           <w:sz w:val="26"/>
                           <w:szCs w:val="26"/>
-                          <w14:textFill>
-                            <w14:solidFill>
-                              <w14:schemeClr w14:val="tx1"/>
-                            </w14:solidFill>
-                          </w14:textFill>
                         </w:rPr>
                       </w:pPr>
                       <w:r>
@@ -831,11 +684,6 @@
                           <w:color w:val="000000" w:themeColor="text1"/>
                           <w:sz w:val="26"/>
                           <w:szCs w:val="26"/>
-                          <w14:textFill>
-                            <w14:solidFill>
-                              <w14:schemeClr w14:val="tx1"/>
-                            </w14:solidFill>
-                          </w14:textFill>
                         </w:rPr>
                         <w:t>Sinh viên thực hiện:</w:t>
                       </w:r>
@@ -848,11 +696,6 @@
                           <w:color w:val="000000" w:themeColor="text1"/>
                           <w:sz w:val="26"/>
                           <w:szCs w:val="26"/>
-                          <w14:textFill>
-                            <w14:solidFill>
-                              <w14:schemeClr w14:val="tx1"/>
-                            </w14:solidFill>
-                          </w14:textFill>
                         </w:rPr>
                       </w:pPr>
                       <w:r>
@@ -861,11 +704,6 @@
                           <w:color w:val="000000" w:themeColor="text1"/>
                           <w:sz w:val="26"/>
                           <w:szCs w:val="26"/>
-                          <w14:textFill>
-                            <w14:solidFill>
-                              <w14:schemeClr w14:val="tx1"/>
-                            </w14:solidFill>
-                          </w14:textFill>
                         </w:rPr>
                         <w:t>Họ tên: Lê Quang Đẳng</w:t>
                       </w:r>
@@ -878,11 +716,6 @@
                           <w:color w:val="000000" w:themeColor="text1"/>
                           <w:sz w:val="26"/>
                           <w:szCs w:val="26"/>
-                          <w14:textFill>
-                            <w14:solidFill>
-                              <w14:schemeClr w14:val="tx1"/>
-                            </w14:solidFill>
-                          </w14:textFill>
                         </w:rPr>
                       </w:pPr>
                       <w:r>
@@ -891,11 +724,6 @@
                           <w:color w:val="000000" w:themeColor="text1"/>
                           <w:sz w:val="26"/>
                           <w:szCs w:val="26"/>
-                          <w14:textFill>
-                            <w14:solidFill>
-                              <w14:schemeClr w14:val="tx1"/>
-                            </w14:solidFill>
-                          </w14:textFill>
                         </w:rPr>
                         <w:t>MSSV: 170125073</w:t>
                       </w:r>
@@ -908,11 +736,6 @@
                           <w:color w:val="000000" w:themeColor="text1"/>
                           <w:sz w:val="26"/>
                           <w:szCs w:val="26"/>
-                          <w14:textFill>
-                            <w14:solidFill>
-                              <w14:schemeClr w14:val="tx1"/>
-                            </w14:solidFill>
-                          </w14:textFill>
                         </w:rPr>
                       </w:pPr>
                       <w:r>
@@ -921,11 +744,6 @@
                           <w:color w:val="000000" w:themeColor="text1"/>
                           <w:sz w:val="26"/>
                           <w:szCs w:val="26"/>
-                          <w14:textFill>
-                            <w14:solidFill>
-                              <w14:schemeClr w14:val="tx1"/>
-                            </w14:solidFill>
-                          </w14:textFill>
                         </w:rPr>
                         <w:t>Lớp: DK25TTC2</w:t>
                       </w:r>
@@ -942,23 +760,18 @@
                           <w:color w:val="000000" w:themeColor="text1"/>
                           <w:sz w:val="26"/>
                           <w:szCs w:val="26"/>
-                          <w14:textFill>
-                            <w14:solidFill>
-                              <w14:schemeClr w14:val="tx1"/>
-                            </w14:solidFill>
-                          </w14:textFill>
                         </w:rPr>
                       </w:pPr>
                     </w:p>
                   </w:txbxContent>
                 </v:textbox>
+                <w10:wrap anchorx="margin"/>
               </v:rect>
             </w:pict>
           </mc:Fallback>
         </mc:AlternateContent>
       </w:r>
     </w:p>
-    <w:bookmarkStart w:id="0" w:name="_Toc57396829"/>
     <w:p>
       <w:pPr>
         <w:spacing w:after="0" w:line="240" w:lineRule="auto"/>
@@ -966,6 +779,7 @@
           <w:rFonts w:ascii="Times New Roman" w:hAnsi="Times New Roman" w:cs="Times New Roman"/>
         </w:rPr>
       </w:pPr>
+      <w:bookmarkStart w:id="0" w:name="_Toc57396829"/>
       <w:r>
         <w:rPr>
           <w:noProof/>
@@ -1042,67 +856,7 @@
                                 <w:sz w:val="26"/>
                                 <w:szCs w:val="26"/>
                               </w:rPr>
-                              <w:t xml:space="preserve">Vĩnh Long, </w:t>
-                            </w:r>
-                            <w:r>
-                              <w:rPr>
-                                <w:rFonts w:ascii="Times New Roman" w:hAnsi="Times New Roman" w:cs="Times New Roman"/>
-                                <w:b/>
-                                <w:bCs/>
-                                <w:i/>
-                                <w:color w:val="000000" w:themeColor="text1"/>
-                                <w:sz w:val="26"/>
-                                <w:szCs w:val="26"/>
-                              </w:rPr>
-                              <w:t xml:space="preserve">ngày 8 </w:t>
-                            </w:r>
-                            <w:r>
-                              <w:rPr>
-                                <w:rFonts w:ascii="Times New Roman" w:hAnsi="Times New Roman" w:cs="Times New Roman"/>
-                                <w:b/>
-                                <w:bCs/>
-                                <w:i/>
-                                <w:color w:val="000000" w:themeColor="text1"/>
-                                <w:sz w:val="26"/>
-                                <w:szCs w:val="26"/>
-                              </w:rPr>
-                              <w:t xml:space="preserve">tháng </w:t>
-                            </w:r>
-                            <w:r>
-                              <w:rPr>
-                                <w:rFonts w:ascii="Times New Roman" w:hAnsi="Times New Roman" w:cs="Times New Roman"/>
-                                <w:b/>
-                                <w:bCs/>
-                                <w:i/>
-                                <w:color w:val="000000" w:themeColor="text1"/>
-                                <w:sz w:val="26"/>
-                                <w:szCs w:val="26"/>
-                              </w:rPr>
-                              <w:t>8</w:t>
-                            </w:r>
-                            <w:r>
-                              <w:rPr>
-                                <w:rFonts w:ascii="Times New Roman" w:hAnsi="Times New Roman" w:cs="Times New Roman"/>
-                                <w:b/>
-                                <w:bCs/>
-                                <w:i/>
-                                <w:color w:val="000000" w:themeColor="text1"/>
-                                <w:sz w:val="26"/>
-                                <w:szCs w:val="26"/>
-                              </w:rPr>
-                              <w:t xml:space="preserve"> năm </w:t>
-                            </w:r>
-                            <w:r>
-                              <w:rPr>
-                                <w:rFonts w:ascii="Times New Roman" w:hAnsi="Times New Roman" w:cs="Times New Roman"/>
-                                <w:b/>
-                                <w:bCs/>
-                                <w:i/>
-                                <w:color w:val="000000" w:themeColor="text1"/>
-                                <w:sz w:val="26"/>
-                                <w:szCs w:val="26"/>
-                              </w:rPr>
-                              <w:t>2026</w:t>
+                              <w:t>Vĩnh Long, ngày 8 tháng 8 năm 2026</w:t>
                             </w:r>
                           </w:p>
                         </w:txbxContent>
@@ -1142,67 +896,7 @@
                           <w:sz w:val="26"/>
                           <w:szCs w:val="26"/>
                         </w:rPr>
-                        <w:t xml:space="preserve">Vĩnh Long, </w:t>
-                      </w:r>
-                      <w:r>
-                        <w:rPr>
-                          <w:rFonts w:ascii="Times New Roman" w:hAnsi="Times New Roman" w:cs="Times New Roman"/>
-                          <w:b/>
-                          <w:bCs/>
-                          <w:i/>
-                          <w:color w:val="000000" w:themeColor="text1"/>
-                          <w:sz w:val="26"/>
-                          <w:szCs w:val="26"/>
-                        </w:rPr>
-                        <w:t xml:space="preserve">ngày 8 </w:t>
-                      </w:r>
-                      <w:r>
-                        <w:rPr>
-                          <w:rFonts w:ascii="Times New Roman" w:hAnsi="Times New Roman" w:cs="Times New Roman"/>
-                          <w:b/>
-                          <w:bCs/>
-                          <w:i/>
-                          <w:color w:val="000000" w:themeColor="text1"/>
-                          <w:sz w:val="26"/>
-                          <w:szCs w:val="26"/>
-                        </w:rPr>
-                        <w:t xml:space="preserve">tháng </w:t>
-                      </w:r>
-                      <w:r>
-                        <w:rPr>
-                          <w:rFonts w:ascii="Times New Roman" w:hAnsi="Times New Roman" w:cs="Times New Roman"/>
-                          <w:b/>
-                          <w:bCs/>
-                          <w:i/>
-                          <w:color w:val="000000" w:themeColor="text1"/>
-                          <w:sz w:val="26"/>
-                          <w:szCs w:val="26"/>
-                        </w:rPr>
-                        <w:t>8</w:t>
-                      </w:r>
-                      <w:r>
-                        <w:rPr>
-                          <w:rFonts w:ascii="Times New Roman" w:hAnsi="Times New Roman" w:cs="Times New Roman"/>
-                          <w:b/>
-                          <w:bCs/>
-                          <w:i/>
-                          <w:color w:val="000000" w:themeColor="text1"/>
-                          <w:sz w:val="26"/>
-                          <w:szCs w:val="26"/>
-                        </w:rPr>
-                        <w:t xml:space="preserve"> năm </w:t>
-                      </w:r>
-                      <w:r>
-                        <w:rPr>
-                          <w:rFonts w:ascii="Times New Roman" w:hAnsi="Times New Roman" w:cs="Times New Roman"/>
-                          <w:b/>
-                          <w:bCs/>
-                          <w:i/>
-                          <w:color w:val="000000" w:themeColor="text1"/>
-                          <w:sz w:val="26"/>
-                          <w:szCs w:val="26"/>
-                        </w:rPr>
-                        <w:t>2026</w:t>
+                        <w:t>Vĩnh Long, ngày 8 tháng 8 năm 2026</w:t>
                       </w:r>
                     </w:p>
                   </w:txbxContent>
@@ -1217,8 +911,6 @@
       <w:r>
         <w:br w:type="page"/>
       </w:r>
-      <w:bookmarkStart w:id="1" w:name="_GoBack"/>
-      <w:bookmarkEnd w:id="1"/>
       <w:r>
         <w:rPr>
           <w:noProof/>
@@ -11501,6 +11193,7 @@
             <w:bottom w:val="twistedLines1" w:sz="18" w:space="24" w:color="auto"/>
             <w:right w:val="twistedLines1" w:sz="18" w:space="24" w:color="auto"/>
           </w:pgBorders>
+          <w:pgNumType w:start="1"/>
           <w:cols w:space="720"/>
           <w:titlePg/>
           <w:docGrid w:linePitch="360"/>
@@ -11520,7 +11213,7 @@
           <w:szCs w:val="28"/>
         </w:rPr>
       </w:pPr>
-      <w:bookmarkStart w:id="2" w:name="_Toc75115771"/>
+      <w:bookmarkStart w:id="1" w:name="_Toc75115771"/>
       <w:r>
         <w:rPr>
           <w:rFonts w:ascii="Times New Roman" w:hAnsi="Times New Roman" w:cs="Times New Roman"/>
@@ -11533,7 +11226,7 @@
         <w:lastRenderedPageBreak/>
         <w:t>CHƯƠNG 1: TỔNG QUAN VỀ VẤN ĐỀ NGHIÊN CỨU</w:t>
       </w:r>
-      <w:bookmarkEnd w:id="2"/>
+      <w:bookmarkEnd w:id="1"/>
     </w:p>
     <w:p/>
     <w:p>
@@ -11546,7 +11239,7 @@
           <w:color w:val="auto"/>
         </w:rPr>
       </w:pPr>
-      <w:bookmarkStart w:id="3" w:name="_Toc75115772"/>
+      <w:bookmarkStart w:id="2" w:name="_Toc75115772"/>
       <w:r>
         <w:rPr>
           <w:rFonts w:ascii="Times New Roman" w:hAnsi="Times New Roman" w:cs="Times New Roman"/>
@@ -11556,7 +11249,7 @@
         </w:rPr>
         <w:t>1.1. Giới thiệu đề tài</w:t>
       </w:r>
-      <w:bookmarkEnd w:id="3"/>
+      <w:bookmarkEnd w:id="2"/>
     </w:p>
     <w:p>
       <w:pPr>
@@ -11625,7 +11318,7 @@
           <w:color w:val="auto"/>
         </w:rPr>
       </w:pPr>
-      <w:bookmarkStart w:id="4" w:name="_Toc75115774"/>
+      <w:bookmarkStart w:id="3" w:name="_Toc75115774"/>
       <w:r>
         <w:rPr>
           <w:rFonts w:ascii="Times New Roman" w:hAnsi="Times New Roman" w:cs="Times New Roman"/>
@@ -11635,7 +11328,7 @@
         </w:rPr>
         <w:t>1.2. Mục tiêu đề tài</w:t>
       </w:r>
-      <w:bookmarkEnd w:id="4"/>
+      <w:bookmarkEnd w:id="3"/>
     </w:p>
     <w:p>
       <w:pPr>
@@ -11690,7 +11383,9 @@
           <w:szCs w:val="28"/>
         </w:rPr>
       </w:pPr>
-      <w:bookmarkStart w:id="5" w:name="_Toc75115775"/>
+      <w:bookmarkStart w:id="4" w:name="_Toc75115775"/>
+      <w:bookmarkStart w:id="5" w:name="_GoBack"/>
+      <w:bookmarkEnd w:id="5"/>
       <w:r>
         <w:rPr>
           <w:rFonts w:ascii="Times New Roman" w:hAnsi="Times New Roman" w:cs="Times New Roman"/>
@@ -11703,7 +11398,7 @@
         <w:lastRenderedPageBreak/>
         <w:t>CHƯƠNG 2. CƠ SỞ LÝ THUYẾT</w:t>
       </w:r>
-      <w:bookmarkEnd w:id="5"/>
+      <w:bookmarkEnd w:id="4"/>
     </w:p>
     <w:p>
       <w:pPr>
@@ -36553,48 +36248,6 @@
           <w:szCs w:val="26"/>
         </w:rPr>
       </w:pPr>
-      <w:r>
-        <w:rPr>
-          <w:rFonts w:ascii="Times New Roman" w:hAnsi="Times New Roman" w:cs="Times New Roman"/>
-          <w:b/>
-          <w:sz w:val="26"/>
-          <w:szCs w:val="26"/>
-        </w:rPr>
-        <w:t>Link file Power Point:</w:t>
-      </w:r>
-    </w:p>
-    <w:p>
-      <w:pPr>
-        <w:spacing w:after="0" w:line="240" w:lineRule="auto"/>
-        <w:rPr>
-          <w:rFonts w:ascii="Times New Roman" w:hAnsi="Times New Roman" w:cs="Times New Roman"/>
-          <w:b/>
-          <w:sz w:val="26"/>
-          <w:szCs w:val="26"/>
-        </w:rPr>
-      </w:pPr>
-    </w:p>
-    <w:p>
-      <w:pPr>
-        <w:spacing w:after="0" w:line="240" w:lineRule="auto"/>
-        <w:rPr>
-          <w:rFonts w:ascii="Times New Roman" w:hAnsi="Times New Roman" w:cs="Times New Roman"/>
-          <w:b/>
-          <w:sz w:val="26"/>
-          <w:szCs w:val="26"/>
-        </w:rPr>
-      </w:pPr>
-    </w:p>
-    <w:p>
-      <w:pPr>
-        <w:spacing w:after="0" w:line="240" w:lineRule="auto"/>
-        <w:rPr>
-          <w:rFonts w:ascii="Times New Roman" w:hAnsi="Times New Roman" w:cs="Times New Roman"/>
-          <w:b/>
-          <w:sz w:val="26"/>
-          <w:szCs w:val="26"/>
-        </w:rPr>
-      </w:pPr>
     </w:p>
     <w:p>
       <w:pPr>
@@ -36948,7 +36601,7 @@
     <w:sectPr>
       <w:footerReference w:type="default" r:id="rId37"/>
       <w:pgSz w:w="12240" w:h="15840"/>
-      <w:pgMar w:top="1440" w:right="1440" w:bottom="1440" w:left="1440" w:header="720" w:footer="720" w:gutter="0"/>
+      <w:pgMar w:top="1440" w:right="1440" w:bottom="1440" w:left="1440" w:header="432" w:footer="576" w:gutter="0"/>
       <w:cols w:space="720"/>
       <w:docGrid w:linePitch="360"/>
     </w:sectPr>
@@ -36983,6 +36636,58 @@
 
 <file path=word/footer1.xml><?xml version="1.0" encoding="utf-8"?>
 <w:ftr xmlns:wpc="http://schemas.microsoft.com/office/word/2010/wordprocessingCanvas" xmlns:cx="http://schemas.microsoft.com/office/drawing/2014/chartex" xmlns:mc="http://schemas.openxmlformats.org/markup-compatibility/2006" xmlns:o="urn:schemas-microsoft-com:office:office" xmlns:r="http://schemas.openxmlformats.org/officeDocument/2006/relationships" xmlns:m="http://schemas.openxmlformats.org/officeDocument/2006/math" xmlns:v="urn:schemas-microsoft-com:vml" xmlns:wp14="http://schemas.microsoft.com/office/word/2010/wordprocessingDrawing" xmlns:wp="http://schemas.openxmlformats.org/drawingml/2006/wordprocessingDrawing" xmlns:w10="urn:schemas-microsoft-com:office:word" xmlns:w="http://schemas.openxmlformats.org/wordprocessingml/2006/main" xmlns:w14="http://schemas.microsoft.com/office/word/2010/wordml" xmlns:w15="http://schemas.microsoft.com/office/word/2012/wordml" xmlns:w16se="http://schemas.microsoft.com/office/word/2015/wordml/symex" xmlns:wpg="http://schemas.microsoft.com/office/word/2010/wordprocessingGroup" xmlns:wpi="http://schemas.microsoft.com/office/word/2010/wordprocessingInk" xmlns:wne="http://schemas.microsoft.com/office/word/2006/wordml" xmlns:wps="http://schemas.microsoft.com/office/word/2010/wordprocessingShape" mc:Ignorable="w14 w15 w16se wp14">
+  <w:p>
+    <w:pPr>
+      <w:pStyle w:val="Footer"/>
+      <w:framePr w:w="316" w:wrap="around" w:vAnchor="text" w:hAnchor="page" w:x="10216" w:y="1"/>
+      <w:rPr>
+        <w:rStyle w:val="PageNumber"/>
+        <w:rFonts w:ascii="Times New Roman" w:hAnsi="Times New Roman" w:cs="Times New Roman"/>
+        <w:sz w:val="24"/>
+      </w:rPr>
+    </w:pPr>
+    <w:r>
+      <w:rPr>
+        <w:rStyle w:val="PageNumber"/>
+        <w:rFonts w:ascii="Times New Roman" w:hAnsi="Times New Roman" w:cs="Times New Roman"/>
+        <w:sz w:val="24"/>
+      </w:rPr>
+      <w:fldChar w:fldCharType="begin"/>
+    </w:r>
+    <w:r>
+      <w:rPr>
+        <w:rStyle w:val="PageNumber"/>
+        <w:rFonts w:ascii="Times New Roman" w:hAnsi="Times New Roman" w:cs="Times New Roman"/>
+        <w:sz w:val="24"/>
+      </w:rPr>
+      <w:instrText xml:space="preserve">PAGE  </w:instrText>
+    </w:r>
+    <w:r>
+      <w:rPr>
+        <w:rStyle w:val="PageNumber"/>
+        <w:rFonts w:ascii="Times New Roman" w:hAnsi="Times New Roman" w:cs="Times New Roman"/>
+        <w:sz w:val="24"/>
+      </w:rPr>
+      <w:fldChar w:fldCharType="separate"/>
+    </w:r>
+    <w:r>
+      <w:rPr>
+        <w:rStyle w:val="PageNumber"/>
+        <w:rFonts w:ascii="Times New Roman" w:hAnsi="Times New Roman" w:cs="Times New Roman"/>
+        <w:noProof/>
+        <w:sz w:val="24"/>
+      </w:rPr>
+      <w:t>5</w:t>
+    </w:r>
+    <w:r>
+      <w:rPr>
+        <w:rStyle w:val="PageNumber"/>
+        <w:rFonts w:ascii="Times New Roman" w:hAnsi="Times New Roman" w:cs="Times New Roman"/>
+        <w:sz w:val="24"/>
+      </w:rPr>
+      <w:fldChar w:fldCharType="end"/>
+    </w:r>
+  </w:p>
   <w:p>
     <w:pPr>
       <w:pStyle w:val="Footer"/>
@@ -37004,42 +36709,92 @@
 
 <file path=word/footer2.xml><?xml version="1.0" encoding="utf-8"?>
 <w:ftr xmlns:wpc="http://schemas.microsoft.com/office/word/2010/wordprocessingCanvas" xmlns:cx="http://schemas.microsoft.com/office/drawing/2014/chartex" xmlns:mc="http://schemas.openxmlformats.org/markup-compatibility/2006" xmlns:o="urn:schemas-microsoft-com:office:office" xmlns:r="http://schemas.openxmlformats.org/officeDocument/2006/relationships" xmlns:m="http://schemas.openxmlformats.org/officeDocument/2006/math" xmlns:v="urn:schemas-microsoft-com:vml" xmlns:wp14="http://schemas.microsoft.com/office/word/2010/wordprocessingDrawing" xmlns:wp="http://schemas.openxmlformats.org/drawingml/2006/wordprocessingDrawing" xmlns:w10="urn:schemas-microsoft-com:office:word" xmlns:w="http://schemas.openxmlformats.org/wordprocessingml/2006/main" xmlns:w14="http://schemas.microsoft.com/office/word/2010/wordml" xmlns:w15="http://schemas.microsoft.com/office/word/2012/wordml" xmlns:w16se="http://schemas.microsoft.com/office/word/2015/wordml/symex" xmlns:wpg="http://schemas.microsoft.com/office/word/2010/wordprocessingGroup" xmlns:wpi="http://schemas.microsoft.com/office/word/2010/wordprocessingInk" xmlns:wne="http://schemas.microsoft.com/office/word/2006/wordml" xmlns:wps="http://schemas.microsoft.com/office/word/2010/wordprocessingShape" mc:Ignorable="w14 w15 w16se wp14">
-  <w:sdt>
-    <w:sdtPr>
-      <w:id w:val="-1831284848"/>
-    </w:sdtPr>
-    <w:sdtEndPr/>
-    <w:sdtContent>
-      <w:p>
-        <w:pPr>
-          <w:pStyle w:val="Footer"/>
-          <w:jc w:val="center"/>
-        </w:pPr>
-        <w:r>
-          <w:fldChar w:fldCharType="begin"/>
-        </w:r>
-        <w:r>
-          <w:instrText xml:space="preserve"> PAGE   \* MERGEFORMAT </w:instrText>
-        </w:r>
-        <w:r>
-          <w:fldChar w:fldCharType="separate"/>
-        </w:r>
-        <w:r>
-          <w:rPr>
-            <w:noProof/>
-          </w:rPr>
-          <w:t>21</w:t>
-        </w:r>
-        <w:r>
-          <w:fldChar w:fldCharType="end"/>
-        </w:r>
-      </w:p>
-    </w:sdtContent>
-  </w:sdt>
   <w:p>
     <w:pPr>
       <w:pStyle w:val="Footer"/>
+      <w:ind w:left="9360"/>
     </w:pPr>
+  </w:p>
+  <w:p>
+    <w:pPr>
+      <w:pStyle w:val="Footer"/>
+      <w:framePr w:w="316" w:wrap="around" w:vAnchor="text" w:hAnchor="page" w:x="10216" w:y="1"/>
+      <w:rPr>
+        <w:rStyle w:val="PageNumber"/>
+        <w:rFonts w:ascii="Times New Roman" w:hAnsi="Times New Roman" w:cs="Times New Roman"/>
+        <w:sz w:val="24"/>
+      </w:rPr>
+    </w:pPr>
+    <w:r>
+      <w:rPr>
+        <w:rStyle w:val="PageNumber"/>
+        <w:rFonts w:ascii="Times New Roman" w:hAnsi="Times New Roman" w:cs="Times New Roman"/>
+        <w:sz w:val="24"/>
+      </w:rPr>
+      <w:fldChar w:fldCharType="begin"/>
+    </w:r>
+    <w:r>
+      <w:rPr>
+        <w:rStyle w:val="PageNumber"/>
+        <w:rFonts w:ascii="Times New Roman" w:hAnsi="Times New Roman" w:cs="Times New Roman"/>
+        <w:sz w:val="24"/>
+      </w:rPr>
+      <w:instrText xml:space="preserve">PAGE  </w:instrText>
+    </w:r>
+    <w:r>
+      <w:rPr>
+        <w:rStyle w:val="PageNumber"/>
+        <w:rFonts w:ascii="Times New Roman" w:hAnsi="Times New Roman" w:cs="Times New Roman"/>
+        <w:sz w:val="24"/>
+      </w:rPr>
+      <w:fldChar w:fldCharType="separate"/>
+    </w:r>
+    <w:r>
+      <w:rPr>
+        <w:rStyle w:val="PageNumber"/>
+        <w:rFonts w:ascii="Times New Roman" w:hAnsi="Times New Roman" w:cs="Times New Roman"/>
+        <w:noProof/>
+        <w:sz w:val="24"/>
+      </w:rPr>
+      <w:t>22</w:t>
+    </w:r>
+    <w:r>
+      <w:rPr>
+        <w:rStyle w:val="PageNumber"/>
+        <w:rFonts w:ascii="Times New Roman" w:hAnsi="Times New Roman" w:cs="Times New Roman"/>
+        <w:sz w:val="24"/>
+      </w:rPr>
+      <w:fldChar w:fldCharType="end"/>
+    </w:r>
+  </w:p>
+  <w:p>
+    <w:pPr>
+      <w:pStyle w:val="Footer"/>
+      <w:rPr>
+        <w:rFonts w:ascii="Times New Roman" w:hAnsi="Times New Roman" w:cs="Times New Roman"/>
+      </w:rPr>
+    </w:pPr>
+    <w:r>
+      <w:rPr>
+        <w:rFonts w:ascii="Times New Roman" w:hAnsi="Times New Roman" w:cs="Times New Roman"/>
+      </w:rPr>
+      <w:t>Lê Quang Đẳng</w:t>
+    </w:r>
+    <w:r>
+      <w:rPr>
+        <w:rFonts w:ascii="Times New Roman" w:hAnsi="Times New Roman" w:cs="Times New Roman"/>
+      </w:rPr>
+      <w:tab/>
+    </w:r>
+    <w:r>
+      <w:rPr>
+        <w:rFonts w:ascii="Times New Roman" w:hAnsi="Times New Roman" w:cs="Times New Roman"/>
+      </w:rPr>
+      <w:tab/>
+    </w:r>
+    <w:r>
+      <w:t xml:space="preserve"> </w:t>
+    </w:r>
   </w:p>
 </w:ftr>
 </file>
@@ -38058,7 +37813,7 @@
     <w:lsdException w:name="footnote text" w:semiHidden="1" w:unhideWhenUsed="1"/>
     <w:lsdException w:name="annotation text" w:semiHidden="1" w:unhideWhenUsed="1"/>
     <w:lsdException w:name="header" w:unhideWhenUsed="1" w:qFormat="1"/>
-    <w:lsdException w:name="footer" w:unhideWhenUsed="1" w:qFormat="1"/>
+    <w:lsdException w:name="footer" w:uiPriority="0" w:unhideWhenUsed="1" w:qFormat="1"/>
     <w:lsdException w:name="index heading" w:semiHidden="1" w:unhideWhenUsed="1"/>
     <w:lsdException w:name="caption" w:semiHidden="1" w:uiPriority="35" w:unhideWhenUsed="1" w:qFormat="1"/>
     <w:lsdException w:name="table of figures" w:semiHidden="1" w:unhideWhenUsed="1"/>
@@ -38067,7 +37822,7 @@
     <w:lsdException w:name="footnote reference" w:semiHidden="1" w:unhideWhenUsed="1"/>
     <w:lsdException w:name="annotation reference" w:semiHidden="1" w:unhideWhenUsed="1"/>
     <w:lsdException w:name="line number" w:semiHidden="1" w:unhideWhenUsed="1"/>
-    <w:lsdException w:name="page number" w:semiHidden="1" w:unhideWhenUsed="1"/>
+    <w:lsdException w:name="page number" w:semiHidden="1" w:uiPriority="0" w:unhideWhenUsed="1"/>
     <w:lsdException w:name="endnote reference" w:semiHidden="1" w:unhideWhenUsed="1"/>
     <w:lsdException w:name="endnote text" w:semiHidden="1" w:unhideWhenUsed="1"/>
     <w:lsdException w:name="table of authorities" w:semiHidden="1" w:unhideWhenUsed="1"/>
@@ -38530,7 +38285,6 @@
     <w:name w:val="footer"/>
     <w:basedOn w:val="Normal"/>
     <w:link w:val="FooterChar"/>
-    <w:uiPriority w:val="99"/>
     <w:unhideWhenUsed/>
     <w:qFormat/>
     <w:pPr>
@@ -38729,7 +38483,6 @@
     <w:name w:val="Footer Char"/>
     <w:basedOn w:val="DefaultParagraphFont"/>
     <w:link w:val="Footer"/>
-    <w:uiPriority w:val="99"/>
     <w:qFormat/>
   </w:style>
   <w:style w:type="paragraph" w:customStyle="1" w:styleId="TOCHeading1">
@@ -38742,6 +38495,11 @@
     <w:pPr>
       <w:outlineLvl w:val="9"/>
     </w:pPr>
+  </w:style>
+  <w:style w:type="character" w:styleId="PageNumber">
+    <w:name w:val="page number"/>
+    <w:basedOn w:val="DefaultParagraphFont"/>
+    <w:rsid w:val="00454918"/>
   </w:style>
 </w:styles>
 </file>
@@ -39026,7 +38784,7 @@
 </file>
 
 <file path=customXml/itemProps2.xml><?xml version="1.0" encoding="utf-8"?>
-<ds:datastoreItem xmlns:ds="http://schemas.openxmlformats.org/officeDocument/2006/customXml" ds:itemID="{49F301EF-D42A-43CF-9968-DA99B3AEA1CA}">
+<ds:datastoreItem xmlns:ds="http://schemas.openxmlformats.org/officeDocument/2006/customXml" ds:itemID="{587C01D8-F185-4A41-BF23-A4B6B54826FA}">
   <ds:schemaRefs>
     <ds:schemaRef ds:uri="http://schemas.openxmlformats.org/officeDocument/2006/bibliography"/>
   </ds:schemaRefs>
